--- a/LLM_and_Enterprise_RAG_Bootcamp/Lab_Walkthroughs/Week_04_Lab_A_matryoshka_embeddings_and_progressive_pruning.docx
+++ b/LLM_and_Enterprise_RAG_Bootcamp/Lab_Walkthroughs/Week_04_Lab_A_matryoshka_embeddings_and_progressive_pruning.docx
@@ -155,6 +155,443 @@
           <w:sz w:val="22"/>
         </w:rPr>
         <w:t>Measure latency and recall vs single-stage.</w:t>
+      </w:r>
+    </w:p>
+    <w:p>
+      <w:r>
+        <w:rPr>
+          <w:b/>
+          <w:color w:val="1E2761"/>
+          <w:sz w:val="32"/>
+        </w:rPr>
+        <w:t>Starter Code</w:t>
+      </w:r>
+    </w:p>
+    <w:p>
+      <w:r>
+        <w:rPr>
+          <w:color w:val="333333"/>
+          <w:sz w:val="22"/>
+        </w:rPr>
+        <w:t>Copy this into the lab workspace and fill in the marked sections.</w:t>
+      </w:r>
+    </w:p>
+    <w:p>
+      <w:pPr>
+        <w:spacing w:after="0" w:before="0"/>
+      </w:pPr>
+      <w:r>
+        <w:rPr>
+          <w:rFonts w:ascii="Consolas" w:hAnsi="Consolas"/>
+          <w:color w:val="101010"/>
+          <w:sz w:val="18"/>
+        </w:rPr>
+        <w:t>import numpy as np</w:t>
+      </w:r>
+    </w:p>
+    <w:p>
+      <w:pPr>
+        <w:spacing w:after="0" w:before="0"/>
+      </w:pPr>
+      <w:r>
+        <w:rPr>
+          <w:rFonts w:ascii="Consolas" w:hAnsi="Consolas"/>
+          <w:color w:val="101010"/>
+          <w:sz w:val="18"/>
+        </w:rPr>
+        <w:t>import faiss</w:t>
+      </w:r>
+    </w:p>
+    <w:p>
+      <w:pPr>
+        <w:spacing w:after="0" w:before="0"/>
+      </w:pPr>
+      <w:r>
+        <w:rPr>
+          <w:rFonts w:ascii="Consolas" w:hAnsi="Consolas"/>
+          <w:color w:val="101010"/>
+          <w:sz w:val="18"/>
+        </w:rPr>
+        <w:t>import time</w:t>
+      </w:r>
+    </w:p>
+    <w:p>
+      <w:pPr>
+        <w:spacing w:after="0" w:before="0"/>
+      </w:pPr>
+      <w:r>
+        <w:rPr>
+          <w:rFonts w:ascii="Consolas" w:hAnsi="Consolas"/>
+          <w:color w:val="101010"/>
+          <w:sz w:val="18"/>
+        </w:rPr>
+        <w:t>from sentence_transformers import SentenceTransformer</w:t>
+      </w:r>
+    </w:p>
+    <w:p>
+      <w:pPr>
+        <w:spacing w:after="0" w:before="0"/>
+      </w:pPr>
+      <w:r>
+        <w:rPr>
+          <w:rFonts w:ascii="Consolas" w:hAnsi="Consolas"/>
+          <w:color w:val="101010"/>
+          <w:sz w:val="18"/>
+        </w:rPr>
+        <w:t xml:space="preserve"> </w:t>
+      </w:r>
+    </w:p>
+    <w:p>
+      <w:pPr>
+        <w:spacing w:after="0" w:before="0"/>
+      </w:pPr>
+      <w:r>
+        <w:rPr>
+          <w:rFonts w:ascii="Consolas" w:hAnsi="Consolas"/>
+          <w:color w:val="101010"/>
+          <w:sz w:val="18"/>
+        </w:rPr>
+        <w:t>model = SentenceTransformer('nomic-ai/nomic-embed-text-v1.5',</w:t>
+      </w:r>
+    </w:p>
+    <w:p>
+      <w:pPr>
+        <w:spacing w:after="0" w:before="0"/>
+      </w:pPr>
+      <w:r>
+        <w:rPr>
+          <w:rFonts w:ascii="Consolas" w:hAnsi="Consolas"/>
+          <w:color w:val="101010"/>
+          <w:sz w:val="18"/>
+        </w:rPr>
+        <w:t xml:space="preserve">                            trust_remote_code=True)</w:t>
+      </w:r>
+    </w:p>
+    <w:p>
+      <w:pPr>
+        <w:spacing w:after="0" w:before="0"/>
+      </w:pPr>
+      <w:r>
+        <w:rPr>
+          <w:rFonts w:ascii="Consolas" w:hAnsi="Consolas"/>
+          <w:color w:val="101010"/>
+          <w:sz w:val="18"/>
+        </w:rPr>
+        <w:t>full = model.encode(corpus, normalize_embeddings=True)   # (n, 768)</w:t>
+      </w:r>
+    </w:p>
+    <w:p>
+      <w:pPr>
+        <w:spacing w:after="0" w:before="0"/>
+      </w:pPr>
+      <w:r>
+        <w:rPr>
+          <w:rFonts w:ascii="Consolas" w:hAnsi="Consolas"/>
+          <w:color w:val="101010"/>
+          <w:sz w:val="18"/>
+        </w:rPr>
+        <w:t xml:space="preserve"> </w:t>
+      </w:r>
+    </w:p>
+    <w:p>
+      <w:pPr>
+        <w:spacing w:after="0" w:before="0"/>
+      </w:pPr>
+      <w:r>
+        <w:rPr>
+          <w:rFonts w:ascii="Consolas" w:hAnsi="Consolas"/>
+          <w:color w:val="101010"/>
+          <w:sz w:val="18"/>
+        </w:rPr>
+        <w:t>def truncate(emb, dim):</w:t>
+      </w:r>
+    </w:p>
+    <w:p>
+      <w:pPr>
+        <w:spacing w:after="0" w:before="0"/>
+      </w:pPr>
+      <w:r>
+        <w:rPr>
+          <w:rFonts w:ascii="Consolas" w:hAnsi="Consolas"/>
+          <w:color w:val="101010"/>
+          <w:sz w:val="18"/>
+        </w:rPr>
+        <w:t xml:space="preserve">    t = emb[:, :dim]</w:t>
+      </w:r>
+    </w:p>
+    <w:p>
+      <w:pPr>
+        <w:spacing w:after="0" w:before="0"/>
+      </w:pPr>
+      <w:r>
+        <w:rPr>
+          <w:rFonts w:ascii="Consolas" w:hAnsi="Consolas"/>
+          <w:color w:val="101010"/>
+          <w:sz w:val="18"/>
+        </w:rPr>
+        <w:t xml:space="preserve">    return t / np.linalg.norm(t, axis=1, keepdims=True)</w:t>
+      </w:r>
+    </w:p>
+    <w:p>
+      <w:pPr>
+        <w:spacing w:after="0" w:before="0"/>
+      </w:pPr>
+      <w:r>
+        <w:rPr>
+          <w:rFonts w:ascii="Consolas" w:hAnsi="Consolas"/>
+          <w:color w:val="101010"/>
+          <w:sz w:val="18"/>
+        </w:rPr>
+        <w:t xml:space="preserve"> </w:t>
+      </w:r>
+    </w:p>
+    <w:p>
+      <w:pPr>
+        <w:spacing w:after="0" w:before="0"/>
+      </w:pPr>
+      <w:r>
+        <w:rPr>
+          <w:rFonts w:ascii="Consolas" w:hAnsi="Consolas"/>
+          <w:color w:val="101010"/>
+          <w:sz w:val="18"/>
+        </w:rPr>
+        <w:t>small = truncate(full, 64)</w:t>
+      </w:r>
+    </w:p>
+    <w:p>
+      <w:pPr>
+        <w:spacing w:after="0" w:before="0"/>
+      </w:pPr>
+      <w:r>
+        <w:rPr>
+          <w:rFonts w:ascii="Consolas" w:hAnsi="Consolas"/>
+          <w:color w:val="101010"/>
+          <w:sz w:val="18"/>
+        </w:rPr>
+        <w:t>idx_small = faiss.IndexFlatIP(64); idx_small.add(small.astype(np.float32))</w:t>
+      </w:r>
+    </w:p>
+    <w:p>
+      <w:pPr>
+        <w:spacing w:after="0" w:before="0"/>
+      </w:pPr>
+      <w:r>
+        <w:rPr>
+          <w:rFonts w:ascii="Consolas" w:hAnsi="Consolas"/>
+          <w:color w:val="101010"/>
+          <w:sz w:val="18"/>
+        </w:rPr>
+        <w:t xml:space="preserve"> </w:t>
+      </w:r>
+    </w:p>
+    <w:p>
+      <w:pPr>
+        <w:spacing w:after="0" w:before="0"/>
+      </w:pPr>
+      <w:r>
+        <w:rPr>
+          <w:rFonts w:ascii="Consolas" w:hAnsi="Consolas"/>
+          <w:color w:val="101010"/>
+          <w:sz w:val="18"/>
+        </w:rPr>
+        <w:t>def prune_then_score(query_vec, shortlist=200, k=10):</w:t>
+      </w:r>
+    </w:p>
+    <w:p>
+      <w:pPr>
+        <w:spacing w:after="0" w:before="0"/>
+      </w:pPr>
+      <w:r>
+        <w:rPr>
+          <w:rFonts w:ascii="Consolas" w:hAnsi="Consolas"/>
+          <w:color w:val="101010"/>
+          <w:sz w:val="18"/>
+        </w:rPr>
+        <w:t xml:space="preserve">    q64 = truncate(query_vec[None, :], 64).astype(np.float32)</w:t>
+      </w:r>
+    </w:p>
+    <w:p>
+      <w:pPr>
+        <w:spacing w:after="0" w:before="0"/>
+      </w:pPr>
+      <w:r>
+        <w:rPr>
+          <w:rFonts w:ascii="Consolas" w:hAnsi="Consolas"/>
+          <w:color w:val="101010"/>
+          <w:sz w:val="18"/>
+        </w:rPr>
+        <w:t xml:space="preserve">    _, cand = idx_small.search(q64, shortlist)</w:t>
+      </w:r>
+    </w:p>
+    <w:p>
+      <w:pPr>
+        <w:spacing w:after="0" w:before="0"/>
+      </w:pPr>
+      <w:r>
+        <w:rPr>
+          <w:rFonts w:ascii="Consolas" w:hAnsi="Consolas"/>
+          <w:color w:val="101010"/>
+          <w:sz w:val="18"/>
+        </w:rPr>
+        <w:t xml:space="preserve">    cand = cand[0]</w:t>
+      </w:r>
+    </w:p>
+    <w:p>
+      <w:pPr>
+        <w:spacing w:after="0" w:before="0"/>
+      </w:pPr>
+      <w:r>
+        <w:rPr>
+          <w:rFonts w:ascii="Consolas" w:hAnsi="Consolas"/>
+          <w:color w:val="101010"/>
+          <w:sz w:val="18"/>
+        </w:rPr>
+        <w:t xml:space="preserve">    scores = full[cand] @ query_vec</w:t>
+      </w:r>
+    </w:p>
+    <w:p>
+      <w:pPr>
+        <w:spacing w:after="0" w:before="0"/>
+      </w:pPr>
+      <w:r>
+        <w:rPr>
+          <w:rFonts w:ascii="Consolas" w:hAnsi="Consolas"/>
+          <w:color w:val="101010"/>
+          <w:sz w:val="18"/>
+        </w:rPr>
+        <w:t xml:space="preserve">    order = np.argsort(-scores)[:k]</w:t>
+      </w:r>
+    </w:p>
+    <w:p>
+      <w:pPr>
+        <w:spacing w:after="0" w:before="0"/>
+      </w:pPr>
+      <w:r>
+        <w:rPr>
+          <w:rFonts w:ascii="Consolas" w:hAnsi="Consolas"/>
+          <w:color w:val="101010"/>
+          <w:sz w:val="18"/>
+        </w:rPr>
+        <w:t xml:space="preserve">    return cand[order], scores[order]</w:t>
+      </w:r>
+    </w:p>
+    <w:p>
+      <w:pPr>
+        <w:spacing w:after="0" w:before="0"/>
+      </w:pPr>
+      <w:r>
+        <w:rPr>
+          <w:rFonts w:ascii="Consolas" w:hAnsi="Consolas"/>
+          <w:color w:val="101010"/>
+          <w:sz w:val="18"/>
+        </w:rPr>
+        <w:t xml:space="preserve"> </w:t>
+      </w:r>
+    </w:p>
+    <w:p>
+      <w:pPr>
+        <w:spacing w:after="0" w:before="0"/>
+      </w:pPr>
+      <w:r>
+        <w:rPr>
+          <w:rFonts w:ascii="Consolas" w:hAnsi="Consolas"/>
+          <w:color w:val="101010"/>
+          <w:sz w:val="18"/>
+        </w:rPr>
+        <w:t># TODO: time prune_then_score vs full-dim flat search over 100 queries</w:t>
+      </w:r>
+    </w:p>
+    <w:p>
+      <w:pPr>
+        <w:spacing w:after="0" w:before="0"/>
+      </w:pPr>
+      <w:r>
+        <w:rPr>
+          <w:rFonts w:ascii="Consolas" w:hAnsi="Consolas"/>
+          <w:color w:val="101010"/>
+          <w:sz w:val="18"/>
+        </w:rPr>
+        <w:t># and record recall@10 of the two-stage scheme against the full-dim result</w:t>
+      </w:r>
+    </w:p>
+    <w:p>
+      <w:pPr>
+        <w:spacing w:after="0" w:before="0"/>
+      </w:pPr>
+      <w:r>
+        <w:rPr>
+          <w:rFonts w:ascii="Consolas" w:hAnsi="Consolas"/>
+          <w:color w:val="101010"/>
+          <w:sz w:val="18"/>
+        </w:rPr>
+        <w:t xml:space="preserve"> </w:t>
+      </w:r>
+    </w:p>
+    <w:p>
+      <w:r>
+        <w:rPr>
+          <w:b/>
+          <w:color w:val="1E2761"/>
+          <w:sz w:val="32"/>
+        </w:rPr>
+        <w:t>Verification Checks</w:t>
+      </w:r>
+    </w:p>
+    <w:p>
+      <w:r>
+        <w:rPr>
+          <w:color w:val="333333"/>
+          <w:sz w:val="22"/>
+        </w:rPr>
+        <w:t>Run these before submitting. Each check catches a frequent failure.</w:t>
+      </w:r>
+    </w:p>
+    <w:p>
+      <w:pPr>
+        <w:pStyle w:val="ListBullet"/>
+      </w:pPr>
+      <w:r>
+        <w:rPr>
+          <w:color w:val="333333"/>
+          <w:sz w:val="22"/>
+        </w:rPr>
+        <w:t>Truncated 64-dim vectors are re-normalized (norms within 1e-5 of 1.0).</w:t>
+      </w:r>
+    </w:p>
+    <w:p>
+      <w:pPr>
+        <w:pStyle w:val="ListBullet"/>
+      </w:pPr>
+      <w:r>
+        <w:rPr>
+          <w:color w:val="333333"/>
+          <w:sz w:val="22"/>
+        </w:rPr>
+        <w:t>Two-stage recall@10 against full-dim ground truth is at least 0.95 with shortlist=200.</w:t>
+      </w:r>
+    </w:p>
+    <w:p>
+      <w:pPr>
+        <w:pStyle w:val="ListBullet"/>
+      </w:pPr>
+      <w:r>
+        <w:rPr>
+          <w:color w:val="333333"/>
+          <w:sz w:val="22"/>
+        </w:rPr>
+        <w:t>Two-stage query latency beats single-stage full-dim flat search on the 1M-vector index.</w:t>
+      </w:r>
+    </w:p>
+    <w:p>
+      <w:pPr>
+        <w:pStyle w:val="ListBullet"/>
+      </w:pPr>
+      <w:r>
+        <w:rPr>
+          <w:color w:val="333333"/>
+          <w:sz w:val="22"/>
+        </w:rPr>
+        <w:t>Shrinking the shortlist to 50 visibly drops recall, confirming the recall/latency knob works.</w:t>
       </w:r>
     </w:p>
     <w:p>
@@ -518,6 +955,7 @@
       </w:r>
     </w:p>
     <w:sectPr>
+      <w:footerReference w:type="default" r:id="rId9"/>
       <w:pgSz w:w="12240" w:h="15840"/>
       <w:pgMar w:top="1152" w:right="1296" w:bottom="1152" w:left="1296" w:header="720" w:footer="720" w:gutter="0"/>
       <w:cols w:space="720"/>
@@ -525,6 +963,25 @@
     </w:sectPr>
   </w:body>
 </w:document>
+</file>
+
+<file path=word/footer1.xml><?xml version="1.0" encoding="utf-8"?>
+<w:ftr xmlns:m="http://schemas.openxmlformats.org/officeDocument/2006/math" xmlns:mc="http://schemas.openxmlformats.org/markup-compatibility/2006" xmlns:mo="http://schemas.microsoft.com/office/mac/office/2008/main" xmlns:mv="urn:schemas-microsoft-com:mac:vml" xmlns:o="urn:schemas-microsoft-com:office:office" xmlns:r="http://schemas.openxmlformats.org/officeDocument/2006/relationships" xmlns:v="urn:schemas-microsoft-com:vml" xmlns:w10="urn:schemas-microsoft-com:office:word" xmlns:w14="http://schemas.microsoft.com/office/word/2010/wordml" xmlns:w="http://schemas.openxmlformats.org/wordprocessingml/2006/main" xmlns:wne="http://schemas.microsoft.com/office/word/2006/wordml" xmlns:wp14="http://schemas.microsoft.com/office/word/2010/wordprocessingDrawing" xmlns:wp="http://schemas.openxmlformats.org/drawingml/2006/wordprocessingDrawing" xmlns:wpc="http://schemas.microsoft.com/office/word/2010/wordprocessingCanvas" xmlns:wpg="http://schemas.microsoft.com/office/word/2010/wordprocessingGroup" xmlns:wpi="http://schemas.microsoft.com/office/word/2010/wordprocessingInk" xmlns:wps="http://schemas.microsoft.com/office/word/2010/wordprocessingShape" mc:Ignorable="w14 wp14">
+  <w:p>
+    <w:pPr>
+      <w:pStyle w:val="Footer"/>
+      <w:jc w:val="center"/>
+    </w:pPr>
+    <w:r>
+      <w:rPr>
+        <w:rFonts w:ascii="Calibri" w:hAnsi="Calibri"/>
+        <w:color w:val="333333"/>
+        <w:sz w:val="18"/>
+      </w:rPr>
+      <w:t>© 2026 Proxiant Academy | info@proxiant.com | proxiant.ai/training</w:t>
+    </w:r>
+  </w:p>
+</w:ftr>
 </file>
 
 <file path=word/numbering.xml><?xml version="1.0" encoding="utf-8"?>
